--- a/Documentos/Documentación/Documento de visión y roles SCRUM.docx
+++ b/Documentos/Documentación/Documento de visión y roles SCRUM.docx
@@ -182,59 +182,6 @@
     <w:p>
       <w:pPr>
         <w:spacing w:after="0" w:line="240" w:lineRule="auto"/>
-        <w:jc w:val="right"/>
-        <w:rPr>
-          <w:b/>
-          <w:bCs/>
-          <w:color w:val="000000"/>
-          <w:sz w:val="48"/>
-          <w:szCs w:val="48"/>
-        </w:rPr>
-      </w:pPr>
-    </w:p>
-    <w:p>
-      <w:pPr>
-        <w:spacing w:after="0" w:line="240" w:lineRule="auto"/>
-        <w:jc w:val="right"/>
-        <w:rPr>
-          <w:b/>
-          <w:bCs/>
-          <w:i/>
-          <w:iCs/>
-          <w:color w:val="365F91"/>
-          <w:sz w:val="36"/>
-          <w:szCs w:val="36"/>
-        </w:rPr>
-      </w:pPr>
-      <w:bookmarkStart w:id="0" w:name="_heading=h.30j0zll" w:colFirst="0" w:colLast="0"/>
-      <w:bookmarkEnd w:id="0"/>
-      <w:r>
-        <w:rPr>
-          <w:b/>
-          <w:bCs/>
-          <w:i/>
-          <w:iCs/>
-          <w:sz w:val="36"/>
-          <w:szCs w:val="36"/>
-        </w:rPr>
-        <w:t>Fecha:</w:t>
-      </w:r>
-      <w:r>
-        <w:rPr>
-          <w:b/>
-          <w:bCs/>
-          <w:i/>
-          <w:iCs/>
-          <w:color w:val="00B050"/>
-          <w:sz w:val="36"/>
-          <w:szCs w:val="36"/>
-        </w:rPr>
-        <w:t>[24/03/2026]</w:t>
-      </w:r>
-    </w:p>
-    <w:p>
-      <w:pPr>
-        <w:spacing w:after="0" w:line="240" w:lineRule="auto"/>
         <w:rPr>
           <w:b/>
           <w:bCs/>
@@ -473,8 +420,8 @@
           <w:szCs w:val="24"/>
         </w:rPr>
       </w:pPr>
-      <w:bookmarkStart w:id="1" w:name="_heading=h.1fob9te" w:colFirst="0" w:colLast="0"/>
-      <w:bookmarkEnd w:id="1"/>
+      <w:bookmarkStart w:id="0" w:name="_heading=h.1fob9te" w:colFirst="0" w:colLast="0"/>
+      <w:bookmarkEnd w:id="0"/>
       <w:r>
         <w:rPr>
           <w:b/>
@@ -671,8 +618,8 @@
       <w:pPr>
         <w:pStyle w:val="Ttulo1"/>
       </w:pPr>
-      <w:bookmarkStart w:id="2" w:name="_heading=h.3znysh7" w:colFirst="0" w:colLast="0"/>
-      <w:bookmarkEnd w:id="2"/>
+      <w:bookmarkStart w:id="1" w:name="_heading=h.3znysh7" w:colFirst="0" w:colLast="0"/>
+      <w:bookmarkEnd w:id="1"/>
       <w:r>
         <w:lastRenderedPageBreak/>
         <w:t>Datos del documento</w:t>
@@ -1095,8 +1042,8 @@
           <w:szCs w:val="24"/>
         </w:rPr>
       </w:pPr>
-      <w:bookmarkStart w:id="3" w:name="_heading=h.2et92p0" w:colFirst="0" w:colLast="0"/>
-      <w:bookmarkEnd w:id="3"/>
+      <w:bookmarkStart w:id="2" w:name="_heading=h.2et92p0" w:colFirst="0" w:colLast="0"/>
+      <w:bookmarkEnd w:id="2"/>
       <w:r>
         <w:rPr>
           <w:color w:val="000000"/>
@@ -1317,7 +1264,7 @@
               </w:rPr>
             </w:pPr>
             <w:r>
-              <w:t>10</w:t>
+              <w:t>01</w:t>
             </w:r>
             <w:r>
               <w:t>/07/2026</w:t>
@@ -1409,8 +1356,8 @@
           <w:szCs w:val="24"/>
         </w:rPr>
       </w:pPr>
-      <w:bookmarkStart w:id="4" w:name="_heading=h.tyjcwt" w:colFirst="0" w:colLast="0"/>
-      <w:bookmarkEnd w:id="4"/>
+      <w:bookmarkStart w:id="3" w:name="_heading=h.tyjcwt" w:colFirst="0" w:colLast="0"/>
+      <w:bookmarkEnd w:id="3"/>
     </w:p>
     <w:p>
       <w:pPr>
@@ -1468,8 +1415,8 @@
                 <w:color w:val="000000"/>
               </w:rPr>
             </w:pPr>
-            <w:bookmarkStart w:id="5" w:name="_heading=h.3dy6vkm" w:colFirst="0" w:colLast="0"/>
-            <w:bookmarkEnd w:id="5"/>
+            <w:bookmarkStart w:id="4" w:name="_heading=h.3dy6vkm" w:colFirst="0" w:colLast="0"/>
+            <w:bookmarkEnd w:id="4"/>
             <w:r>
               <w:rPr>
                 <w:color w:val="000000"/>
@@ -1642,12 +1589,21 @@
                 <w:color w:val="000000"/>
               </w:rPr>
             </w:pPr>
-            <w:r>
-              <w:rPr>
-                <w:b/>
-                <w:bCs/>
-              </w:rPr>
-              <w:t>Victor Garay</w:t>
+            <w:proofErr w:type="spellStart"/>
+            <w:r>
+              <w:rPr>
+                <w:b/>
+                <w:bCs/>
+              </w:rPr>
+              <w:t>Victor</w:t>
+            </w:r>
+            <w:proofErr w:type="spellEnd"/>
+            <w:r>
+              <w:rPr>
+                <w:b/>
+                <w:bCs/>
+              </w:rPr>
+              <w:t xml:space="preserve"> Garay</w:t>
             </w:r>
           </w:p>
         </w:tc>
@@ -1774,10 +1730,18 @@
       <w:pPr>
         <w:pStyle w:val="Ttulo1"/>
       </w:pPr>
-      <w:bookmarkStart w:id="6" w:name="_heading=h.1t3h5sf" w:colFirst="0" w:colLast="0"/>
-      <w:bookmarkEnd w:id="6"/>
+      <w:bookmarkStart w:id="5" w:name="_heading=h.1t3h5sf" w:colFirst="0" w:colLast="0"/>
+      <w:bookmarkEnd w:id="5"/>
       <w:r>
-        <w:t xml:space="preserve">Visión del Proyecto Scrum “ Lectura Viva” </w:t>
+        <w:t xml:space="preserve">Visión del Proyecto Scrum </w:t>
+      </w:r>
+      <w:proofErr w:type="gramStart"/>
+      <w:r>
+        <w:t>“ Lectura</w:t>
+      </w:r>
+      <w:proofErr w:type="gramEnd"/>
+      <w:r>
+        <w:t xml:space="preserve"> Viva” </w:t>
       </w:r>
     </w:p>
     <w:p/>
@@ -2422,7 +2386,15 @@
           <w:p/>
           <w:p>
             <w:r>
-              <w:t>La principal necesidad es contar con una app con herramientas modernas para facilitar y apoyar el acceso a la información.</w:t>
+              <w:t xml:space="preserve">La principal necesidad es contar con una </w:t>
+            </w:r>
+            <w:proofErr w:type="gramStart"/>
+            <w:r>
+              <w:t>app</w:t>
+            </w:r>
+            <w:proofErr w:type="gramEnd"/>
+            <w:r>
+              <w:t xml:space="preserve"> con herramientas modernas para facilitar y apoyar el acceso a la información.</w:t>
             </w:r>
           </w:p>
         </w:tc>
@@ -2461,7 +2433,15 @@
               </w:pBdr>
             </w:pPr>
             <w:r>
-              <w:t>La app cubre las necesidades requeridas, está pensada para ser utilizada por cualquier persona, es intuitiva, simple y eficiente.</w:t>
+              <w:t xml:space="preserve">La </w:t>
+            </w:r>
+            <w:proofErr w:type="gramStart"/>
+            <w:r>
+              <w:t>app</w:t>
+            </w:r>
+            <w:proofErr w:type="gramEnd"/>
+            <w:r>
+              <w:t xml:space="preserve"> cubre las necesidades requeridas, está pensada para ser utilizada por cualquier persona, es intuitiva, simple y eficiente.</w:t>
             </w:r>
           </w:p>
         </w:tc>
@@ -2478,7 +2458,27 @@
           <w:p/>
           <w:p>
             <w:r>
-              <w:t>El valor principal que tiene esta app son sus herramientas modernas tales como la integración de IA y mapa con geolocalización.</w:t>
+              <w:t xml:space="preserve">El valor principal que tiene esta </w:t>
+            </w:r>
+            <w:proofErr w:type="gramStart"/>
+            <w:r>
+              <w:t>app</w:t>
+            </w:r>
+            <w:proofErr w:type="gramEnd"/>
+            <w:r>
+              <w:t xml:space="preserve"> son sus herramientas modernas tales como la integración de IA</w:t>
+            </w:r>
+            <w:r>
+              <w:t xml:space="preserve">, </w:t>
+            </w:r>
+            <w:r>
+              <w:t>mapa con geolocalización</w:t>
+            </w:r>
+            <w:r>
+              <w:t>, sistema de reseñas y sistema de ventas tipo librería</w:t>
+            </w:r>
+            <w:r>
+              <w:t>.</w:t>
             </w:r>
           </w:p>
         </w:tc>
@@ -2494,8 +2494,8 @@
       <w:pPr>
         <w:pStyle w:val="Ttulo1"/>
       </w:pPr>
-      <w:bookmarkStart w:id="7" w:name="_heading=h.4d34og8" w:colFirst="0" w:colLast="0"/>
-      <w:bookmarkEnd w:id="7"/>
+      <w:bookmarkStart w:id="6" w:name="_heading=h.4d34og8" w:colFirst="0" w:colLast="0"/>
+      <w:bookmarkEnd w:id="6"/>
       <w:r>
         <w:t>Definición de Roles</w:t>
       </w:r>
@@ -2621,7 +2621,15 @@
                 <w:bCs/>
                 <w:color w:val="000000"/>
               </w:rPr>
-              <w:t>Scrum Master</w:t>
+              <w:t xml:space="preserve">Scrum </w:t>
+            </w:r>
+            <w:r>
+              <w:rPr>
+                <w:b/>
+                <w:bCs/>
+                <w:color w:val="000000"/>
+              </w:rPr>
+              <w:t>Máster</w:t>
             </w:r>
           </w:p>
         </w:tc>
@@ -2661,13 +2669,23 @@
             <w:pPr>
               <w:jc w:val="center"/>
             </w:pPr>
-            <w:r>
-              <w:rPr>
-                <w:b/>
-                <w:bCs/>
-                <w:color w:val="000000"/>
-              </w:rPr>
-              <w:t>Product Owner</w:t>
+            <w:proofErr w:type="spellStart"/>
+            <w:r>
+              <w:rPr>
+                <w:b/>
+                <w:bCs/>
+                <w:color w:val="000000"/>
+              </w:rPr>
+              <w:t>Product</w:t>
+            </w:r>
+            <w:proofErr w:type="spellEnd"/>
+            <w:r>
+              <w:rPr>
+                <w:b/>
+                <w:bCs/>
+                <w:color w:val="000000"/>
+              </w:rPr>
+              <w:t xml:space="preserve"> Owner</w:t>
             </w:r>
           </w:p>
         </w:tc>
@@ -2758,8 +2776,13 @@
             <w:pPr>
               <w:jc w:val="center"/>
             </w:pPr>
-            <w:r>
-              <w:t>Victor Garay</w:t>
+            <w:proofErr w:type="spellStart"/>
+            <w:r>
+              <w:t>Victor</w:t>
+            </w:r>
+            <w:proofErr w:type="spellEnd"/>
+            <w:r>
+              <w:t xml:space="preserve"> Garay</w:t>
             </w:r>
           </w:p>
         </w:tc>
